--- a/bm/NS/ISO.BM-NS-11-02 Đánh giá ứng viên và kết quả thử việc.docx
+++ b/bm/NS/ISO.BM-NS-11-02 Đánh giá ứng viên và kết quả thử việc.docx
@@ -166,7 +166,7 @@
     </w:tbl>
     <w:p>
       <w:pPr>
-        <w:spacing w:after="120" w:before="200"/>
+        <w:spacing w:after="120" w:before="200" w:line="360" w:lineRule="auto"/>
         <w:jc w:val="center"/>
       </w:pPr>
       <w:r>
@@ -184,7 +184,7 @@
     </w:p>
     <w:p>
       <w:pPr>
-        <w:spacing w:after="60" w:before="60"/>
+        <w:spacing w:after="120" w:before="60" w:line="360" w:lineRule="auto"/>
         <w:jc w:val="left"/>
       </w:pPr>
       <w:r>
@@ -202,7 +202,7 @@
     </w:p>
     <w:p>
       <w:pPr>
-        <w:spacing w:after="60" w:before="60"/>
+        <w:spacing w:after="120" w:before="60" w:line="360" w:lineRule="auto"/>
         <w:jc w:val="left"/>
       </w:pPr>
       <w:r>
@@ -227,12 +227,12 @@
           <w:sz w:val="22"/>
           <w:szCs w:val="22"/>
         </w:rPr>
-        <w:t xml:space="preserve">____________________________________________________________</w:t>
+        <w:t>............................................................</w:t>
       </w:r>
     </w:p>
     <w:p>
       <w:pPr>
-        <w:spacing w:after="60" w:before="60"/>
+        <w:spacing w:after="120" w:before="60" w:line="360" w:lineRule="auto"/>
         <w:jc w:val="left"/>
       </w:pPr>
       <w:r>
@@ -257,7 +257,7 @@
           <w:sz w:val="22"/>
           <w:szCs w:val="22"/>
         </w:rPr>
-        <w:t xml:space="preserve">______________________________    </w:t>
+        <w:t xml:space="preserve">..............................    </w:t>
       </w:r>
       <w:r>
         <w:rPr>
@@ -281,7 +281,7 @@
           <w:sz w:val="22"/>
           <w:szCs w:val="22"/>
         </w:rPr>
-        <w:t xml:space="preserve">______________________________</w:t>
+        <w:t>..............................</w:t>
       </w:r>
     </w:p>
     <w:tbl>
@@ -988,7 +988,7 @@
     </w:tbl>
     <w:p>
       <w:pPr>
-        <w:spacing w:after="60" w:before="60"/>
+        <w:spacing w:after="120" w:before="60" w:line="360" w:lineRule="auto"/>
         <w:jc w:val="left"/>
       </w:pPr>
       <w:r>
@@ -1018,7 +1018,7 @@
     </w:p>
     <w:p>
       <w:pPr>
-        <w:spacing w:after="60" w:before="60"/>
+        <w:spacing w:after="120" w:before="60" w:line="360" w:lineRule="auto"/>
         <w:jc w:val="left"/>
       </w:pPr>
       <w:r>
@@ -1036,7 +1036,7 @@
     </w:p>
     <w:p>
       <w:pPr>
-        <w:spacing w:after="60" w:before="60"/>
+        <w:spacing w:after="120" w:before="60" w:line="360" w:lineRule="auto"/>
         <w:jc w:val="left"/>
       </w:pPr>
       <w:r>
@@ -1061,7 +1061,7 @@
           <w:sz w:val="22"/>
           <w:szCs w:val="22"/>
         </w:rPr>
-        <w:t xml:space="preserve">______________________________    </w:t>
+        <w:t xml:space="preserve">..............................    </w:t>
       </w:r>
       <w:r>
         <w:rPr>
@@ -1085,7 +1085,7 @@
           <w:sz w:val="22"/>
           <w:szCs w:val="22"/>
         </w:rPr>
-        <w:t xml:space="preserve">______________________________</w:t>
+        <w:t>..............................</w:t>
       </w:r>
     </w:p>
     <w:tbl>
@@ -1792,7 +1792,7 @@
     </w:tbl>
     <w:p>
       <w:pPr>
-        <w:spacing w:after="60" w:before="60"/>
+        <w:spacing w:after="120" w:before="60" w:line="360" w:lineRule="auto"/>
         <w:jc w:val="left"/>
       </w:pPr>
       <w:r>
@@ -1822,7 +1822,7 @@
     </w:p>
     <w:p>
       <w:pPr>
-        <w:spacing w:after="60" w:before="60"/>
+        <w:spacing w:after="120" w:before="60" w:line="360" w:lineRule="auto"/>
         <w:jc w:val="left"/>
       </w:pPr>
       <w:r>
@@ -2310,7 +2310,7 @@
     </w:tbl>
     <w:p>
       <w:pPr>
-        <w:spacing w:after="60" w:before="60"/>
+        <w:spacing w:after="120" w:before="60" w:line="360" w:lineRule="auto"/>
         <w:jc w:val="left"/>
       </w:pPr>
       <w:r>
